--- a/docs/PhoenixContact-BC-RPI-label.docx
+++ b/docs/PhoenixContact-BC-RPI-label.docx
@@ -632,7 +632,7 @@
                 <w:sz w:val="18"/>
                 <w:szCs w:val="18"/>
               </w:rPr>
-              <w:t xml:space="preserve">J4.2  SP-C</w:t>
+              <w:t xml:space="preserve">J4.2  HPCOOL</w:t>
             </w:r>
             <w:r>
               <w:rPr>

--- a/docs/PhoenixContact-BC-RPI-label.docx
+++ b/docs/PhoenixContact-BC-RPI-label.docx
@@ -198,42 +198,42 @@
                 <w:sz w:val="18"/>
                 <w:szCs w:val="18"/>
               </w:rPr>
-              <w:t xml:space="preserve">J1.4  24V COM</w:t>
-            </w:r>
-          </w:p>
-        </w:tc>
-      </w:tr>
-      <w:tr>
-        <w:tblPrEx>
-          <w:tblCellMar>
-            <w:top w:w="0" w:type="dxa"/>
-            <w:bottom w:w="0" w:type="dxa"/>
-          </w:tblCellMar>
-        </w:tblPrEx>
-        <w:trPr>
-          <w:trHeight w:val="144"/>
-        </w:trPr>
-        <w:tc>
-          <w:tcPr>
-            <w:tcW w:w="2158" w:type="dxa"/>
-            <w:gridSpan w:val="2"/>
-          </w:tcPr>
-          <w:p>
-            <w:pPr>
-              <w:tabs>
-                <w:tab w:val="right" w:pos="1980"/>
-              </w:tabs>
-              <w:rPr>
-                <w:sz w:val="18"/>
-                <w:szCs w:val="18"/>
-              </w:rPr>
-            </w:pPr>
-            <w:r>
-              <w:rPr>
-                <w:sz w:val="18"/>
-                <w:szCs w:val="18"/>
-              </w:rPr>
-              <w:t xml:space="preserve">J2.1  CHIL</w:t>
+              <w:t xml:space="preserve">J1.4  COM</w:t>
+            </w:r>
+          </w:p>
+        </w:tc>
+      </w:tr>
+      <w:tr>
+        <w:tblPrEx>
+          <w:tblCellMar>
+            <w:top w:w="0" w:type="dxa"/>
+            <w:bottom w:w="0" w:type="dxa"/>
+          </w:tblCellMar>
+        </w:tblPrEx>
+        <w:trPr>
+          <w:trHeight w:val="144"/>
+        </w:trPr>
+        <w:tc>
+          <w:tcPr>
+            <w:tcW w:w="2158" w:type="dxa"/>
+            <w:gridSpan w:val="2"/>
+          </w:tcPr>
+          <w:p>
+            <w:pPr>
+              <w:tabs>
+                <w:tab w:val="right" w:pos="1980"/>
+              </w:tabs>
+              <w:rPr>
+                <w:sz w:val="18"/>
+                <w:szCs w:val="18"/>
+              </w:rPr>
+            </w:pPr>
+            <w:r>
+              <w:rPr>
+                <w:sz w:val="18"/>
+                <w:szCs w:val="18"/>
+              </w:rPr>
+              <w:t xml:space="preserve">J2.1  HPCALL</w:t>
             </w:r>
             <w:r>
               <w:rPr>
@@ -380,7 +380,7 @@
                 <w:sz w:val="18"/>
                 <w:szCs w:val="18"/>
               </w:rPr>
-              <w:t xml:space="preserve">J2.4  24V COM</w:t>
+              <w:t xml:space="preserve">J2.4  COM</w:t>
             </w:r>
           </w:p>
         </w:tc>
@@ -562,77 +562,112 @@
                 <w:sz w:val="18"/>
                 <w:szCs w:val="18"/>
               </w:rPr>
-              <w:t xml:space="preserve">J3.4  24V COM</w:t>
-            </w:r>
-          </w:p>
-        </w:tc>
-      </w:tr>
-      <w:tr>
-        <w:tblPrEx>
-          <w:tblCellMar>
-            <w:top w:w="0" w:type="dxa"/>
-            <w:bottom w:w="0" w:type="dxa"/>
-          </w:tblCellMar>
-        </w:tblPrEx>
-        <w:trPr>
-          <w:trHeight w:val="144"/>
-        </w:trPr>
-        <w:tc>
-          <w:tcPr>
-            <w:tcW w:w="2158" w:type="dxa"/>
-            <w:gridSpan w:val="2"/>
-          </w:tcPr>
-          <w:p>
-            <w:pPr>
-              <w:tabs>
-                <w:tab w:val="right" w:pos="1980"/>
-              </w:tabs>
-              <w:rPr>
-                <w:sz w:val="18"/>
-                <w:szCs w:val="18"/>
-              </w:rPr>
-            </w:pPr>
-            <w:r>
-              <w:rPr>
-                <w:sz w:val="18"/>
-                <w:szCs w:val="18"/>
-              </w:rPr>
-              <w:t xml:space="preserve">J4.1  +14V IN</w:t>
-            </w:r>
-          </w:p>
-        </w:tc>
-      </w:tr>
-      <w:tr>
-        <w:tblPrEx>
-          <w:tblCellMar>
-            <w:top w:w="0" w:type="dxa"/>
-            <w:bottom w:w="0" w:type="dxa"/>
-          </w:tblCellMar>
-        </w:tblPrEx>
-        <w:trPr>
-          <w:trHeight w:val="144"/>
-        </w:trPr>
-        <w:tc>
-          <w:tcPr>
-            <w:tcW w:w="2158" w:type="dxa"/>
-            <w:gridSpan w:val="2"/>
-          </w:tcPr>
-          <w:p>
-            <w:pPr>
-              <w:tabs>
-                <w:tab w:val="right" w:pos="1980"/>
-              </w:tabs>
-              <w:rPr>
-                <w:sz w:val="18"/>
-                <w:szCs w:val="18"/>
-              </w:rPr>
-            </w:pPr>
-            <w:r>
-              <w:rPr>
-                <w:sz w:val="18"/>
-                <w:szCs w:val="18"/>
-              </w:rPr>
-              <w:t xml:space="preserve">J4.2  HPCOOL</w:t>
+              <w:t xml:space="preserve">J3.4  COM</w:t>
+            </w:r>
+          </w:p>
+        </w:tc>
+      </w:tr>
+      <w:tr>
+        <w:tblPrEx>
+          <w:tblCellMar>
+            <w:top w:w="0" w:type="dxa"/>
+            <w:bottom w:w="0" w:type="dxa"/>
+          </w:tblCellMar>
+        </w:tblPrEx>
+        <w:trPr>
+          <w:trHeight w:val="144"/>
+        </w:trPr>
+        <w:tc>
+          <w:tcPr>
+            <w:tcW w:w="2158" w:type="dxa"/>
+            <w:gridSpan w:val="2"/>
+          </w:tcPr>
+          <w:p>
+            <w:pPr>
+              <w:tabs>
+                <w:tab w:val="right" w:pos="1980"/>
+              </w:tabs>
+              <w:rPr>
+                <w:sz w:val="18"/>
+                <w:szCs w:val="18"/>
+              </w:rPr>
+            </w:pPr>
+            <w:r>
+              <w:rPr>
+                <w:sz w:val="18"/>
+                <w:szCs w:val="18"/>
+              </w:rPr>
+              <w:t xml:space="preserve">J4.1  24VAC IN</w:t>
+            </w:r>
+          </w:p>
+        </w:tc>
+      </w:tr>
+      <w:tr>
+        <w:tblPrEx>
+          <w:tblCellMar>
+            <w:top w:w="0" w:type="dxa"/>
+            <w:bottom w:w="0" w:type="dxa"/>
+          </w:tblCellMar>
+        </w:tblPrEx>
+        <w:trPr>
+          <w:trHeight w:val="144"/>
+        </w:trPr>
+        <w:tc>
+          <w:tcPr>
+            <w:tcW w:w="2158" w:type="dxa"/>
+            <w:gridSpan w:val="2"/>
+          </w:tcPr>
+          <w:p>
+            <w:pPr>
+              <w:tabs>
+                <w:tab w:val="right" w:pos="1980"/>
+              </w:tabs>
+              <w:rPr>
+                <w:sz w:val="18"/>
+                <w:szCs w:val="18"/>
+              </w:rPr>
+            </w:pPr>
+            <w:r>
+              <w:rPr>
+                <w:sz w:val="18"/>
+                <w:szCs w:val="18"/>
+              </w:rPr>
+              <w:t xml:space="preserve">J4.2  24VAC IN</w:t>
+            </w:r>
+          </w:p>
+        </w:tc>
+      </w:tr>
+      <w:tr>
+        <w:tblPrEx>
+          <w:tblCellMar>
+            <w:top w:w="0" w:type="dxa"/>
+            <w:bottom w:w="0" w:type="dxa"/>
+          </w:tblCellMar>
+        </w:tblPrEx>
+        <w:trPr>
+          <w:trHeight w:val="144"/>
+        </w:trPr>
+        <w:tc>
+          <w:tcPr>
+            <w:tcW w:w="2158" w:type="dxa"/>
+            <w:gridSpan w:val="2"/>
+          </w:tcPr>
+          <w:p>
+            <w:pPr>
+              <w:tabs>
+                <w:tab w:val="right" w:pos="1980"/>
+              </w:tabs>
+              <w:rPr>
+                <w:sz w:val="18"/>
+                <w:szCs w:val="18"/>
+              </w:rPr>
+            </w:pPr>
+            <w:r>
+              <w:rPr>
+                <w:sz w:val="18"/>
+                <w:szCs w:val="18"/>
+              </w:rPr>
+              <w:t xml:space="preserve">J4.3  DHWX</w:t>
             </w:r>
             <w:r>
               <w:rPr>
@@ -646,6 +681,125 @@
                 <w:sz w:val="18"/>
                 <w:szCs w:val="18"/>
               </w:rPr>
+              <w:t xml:space="preserve">(19,35)</w:t>
+            </w:r>
+          </w:p>
+        </w:tc>
+      </w:tr>
+      <w:tr>
+        <w:tblPrEx>
+          <w:tblCellMar>
+            <w:top w:w="0" w:type="dxa"/>
+            <w:bottom w:w="0" w:type="dxa"/>
+          </w:tblCellMar>
+        </w:tblPrEx>
+        <w:trPr>
+          <w:trHeight w:val="144"/>
+        </w:trPr>
+        <w:tc>
+          <w:tcPr>
+            <w:tcW w:w="2158" w:type="dxa"/>
+            <w:gridSpan w:val="2"/>
+          </w:tcPr>
+          <w:p>
+            <w:pPr>
+              <w:tabs>
+                <w:tab w:val="right" w:pos="1980"/>
+              </w:tabs>
+              <w:rPr>
+                <w:sz w:val="18"/>
+                <w:szCs w:val="18"/>
+              </w:rPr>
+            </w:pPr>
+            <w:r>
+              <w:rPr>
+                <w:sz w:val="18"/>
+                <w:szCs w:val="18"/>
+              </w:rPr>
+              <w:t xml:space="preserve">J4.4  COM</w:t>
+            </w:r>
+          </w:p>
+        </w:tc>
+      </w:tr>
+      <w:tr>
+        <w:tblPrEx>
+          <w:tblCellMar>
+            <w:top w:w="0" w:type="dxa"/>
+            <w:bottom w:w="0" w:type="dxa"/>
+          </w:tblCellMar>
+        </w:tblPrEx>
+        <w:trPr>
+          <w:trHeight w:val="144"/>
+        </w:trPr>
+        <w:tc>
+          <w:tcPr>
+            <w:tcW w:w="2158" w:type="dxa"/>
+            <w:gridSpan w:val="2"/>
+          </w:tcPr>
+          <w:p>
+            <w:pPr>
+              <w:tabs>
+                <w:tab w:val="right" w:pos="1980"/>
+              </w:tabs>
+              <w:rPr>
+                <w:sz w:val="18"/>
+                <w:szCs w:val="18"/>
+              </w:rPr>
+            </w:pPr>
+            <w:r>
+              <w:rPr>
+                <w:sz w:val="18"/>
+                <w:szCs w:val="18"/>
+              </w:rPr>
+              <w:t xml:space="preserve"> </w:t>
+            </w:r>
+          </w:p>
+        </w:tc>
+      </w:tr>
+      <w:tr>
+        <w:tblPrEx>
+          <w:tblCellMar>
+            <w:top w:w="0" w:type="dxa"/>
+            <w:bottom w:w="0" w:type="dxa"/>
+          </w:tblCellMar>
+        </w:tblPrEx>
+        <w:trPr>
+          <w:trHeight w:val="144"/>
+        </w:trPr>
+        <w:tc>
+          <w:tcPr>
+            <w:tcW w:w="2158" w:type="dxa"/>
+            <w:gridSpan w:val="2"/>
+          </w:tcPr>
+          <w:p>
+            <w:pPr>
+              <w:tabs>
+                <w:tab w:val="right" w:pos="1980"/>
+              </w:tabs>
+              <w:rPr>
+                <w:sz w:val="18"/>
+                <w:szCs w:val="18"/>
+              </w:rPr>
+            </w:pPr>
+            <w:r>
+              <w:rPr>
+                <w:sz w:val="18"/>
+                <w:szCs w:val="18"/>
+              </w:rPr>
+              <w:t xml:space="preserve">J8.1  HPCOOL  pigtail</w:t>
+            </w:r>
+            <w:r>
+              <w:rPr>
+                <w:sz w:val="18"/>
+                <w:szCs w:val="18"/>
+              </w:rPr>
+              <w:tab/>
+            </w:r>
+            <w:r>
+              <w:rPr>
+                <w:sz w:val="18"/>
+                <w:szCs w:val="18"/>
+              </w:rPr>
               <w:t xml:space="preserve">(13,33)</w:t>
             </w:r>
           </w:p>
@@ -681,7 +835,7 @@
                 <w:sz w:val="18"/>
                 <w:szCs w:val="18"/>
               </w:rPr>
-              <w:t xml:space="preserve">J4.3  SP-D</w:t>
+              <w:t xml:space="preserve">J8.2  SP-E  spare</w:t>
             </w:r>
             <w:r>
               <w:rPr>
@@ -695,42 +849,42 @@
                 <w:sz w:val="18"/>
                 <w:szCs w:val="18"/>
               </w:rPr>
-              <w:t xml:space="preserve">(19,35)</w:t>
-            </w:r>
-          </w:p>
-        </w:tc>
-      </w:tr>
-      <w:tr>
-        <w:tblPrEx>
-          <w:tblCellMar>
-            <w:top w:w="0" w:type="dxa"/>
-            <w:bottom w:w="0" w:type="dxa"/>
-          </w:tblCellMar>
-        </w:tblPrEx>
-        <w:trPr>
-          <w:trHeight w:val="144"/>
-        </w:trPr>
-        <w:tc>
-          <w:tcPr>
-            <w:tcW w:w="2158" w:type="dxa"/>
-            <w:gridSpan w:val="2"/>
-          </w:tcPr>
-          <w:p>
-            <w:pPr>
-              <w:tabs>
-                <w:tab w:val="right" w:pos="1980"/>
-              </w:tabs>
-              <w:rPr>
-                <w:sz w:val="18"/>
-                <w:szCs w:val="18"/>
-              </w:rPr>
-            </w:pPr>
-            <w:r>
-              <w:rPr>
-                <w:sz w:val="18"/>
-                <w:szCs w:val="18"/>
-              </w:rPr>
-              <w:t xml:space="preserve">J4.4  24V COM</w:t>
+              <w:t xml:space="preserve">(16,36)</w:t>
+            </w:r>
+          </w:p>
+        </w:tc>
+      </w:tr>
+      <w:tr>
+        <w:tblPrEx>
+          <w:tblCellMar>
+            <w:top w:w="0" w:type="dxa"/>
+            <w:bottom w:w="0" w:type="dxa"/>
+          </w:tblCellMar>
+        </w:tblPrEx>
+        <w:trPr>
+          <w:trHeight w:val="144"/>
+        </w:trPr>
+        <w:tc>
+          <w:tcPr>
+            <w:tcW w:w="2158" w:type="dxa"/>
+            <w:gridSpan w:val="2"/>
+          </w:tcPr>
+          <w:p>
+            <w:pPr>
+              <w:tabs>
+                <w:tab w:val="right" w:pos="1980"/>
+              </w:tabs>
+              <w:rPr>
+                <w:sz w:val="18"/>
+                <w:szCs w:val="18"/>
+              </w:rPr>
+            </w:pPr>
+            <w:r>
+              <w:rPr>
+                <w:sz w:val="18"/>
+                <w:szCs w:val="18"/>
+              </w:rPr>
+              <w:t xml:space="preserve">J8.3  COM</w:t>
             </w:r>
           </w:p>
         </w:tc>

--- a/docs/PhoenixContact-BC-RPI-label.docx
+++ b/docs/PhoenixContact-BC-RPI-label.docx
@@ -751,42 +751,7 @@
                 <w:sz w:val="18"/>
                 <w:szCs w:val="18"/>
               </w:rPr>
-              <w:t xml:space="preserve"> </w:t>
-            </w:r>
-          </w:p>
-        </w:tc>
-      </w:tr>
-      <w:tr>
-        <w:tblPrEx>
-          <w:tblCellMar>
-            <w:top w:w="0" w:type="dxa"/>
-            <w:bottom w:w="0" w:type="dxa"/>
-          </w:tblCellMar>
-        </w:tblPrEx>
-        <w:trPr>
-          <w:trHeight w:val="144"/>
-        </w:trPr>
-        <w:tc>
-          <w:tcPr>
-            <w:tcW w:w="2158" w:type="dxa"/>
-            <w:gridSpan w:val="2"/>
-          </w:tcPr>
-          <w:p>
-            <w:pPr>
-              <w:tabs>
-                <w:tab w:val="right" w:pos="1980"/>
-              </w:tabs>
-              <w:rPr>
-                <w:sz w:val="18"/>
-                <w:szCs w:val="18"/>
-              </w:rPr>
-            </w:pPr>
-            <w:r>
-              <w:rPr>
-                <w:sz w:val="18"/>
-                <w:szCs w:val="18"/>
-              </w:rPr>
-              <w:t xml:space="preserve">J8.1  HPCOOL  pigtail</w:t>
+              <w:t xml:space="preserve">J8.1  HPCOOL</w:t>
             </w:r>
             <w:r>
               <w:rPr>
@@ -919,41 +884,6 @@
                 <w:sz w:val="18"/>
                 <w:szCs w:val="18"/>
               </w:rPr>
-              <w:t xml:space="preserve"> </w:t>
-            </w:r>
-          </w:p>
-        </w:tc>
-      </w:tr>
-      <w:tr>
-        <w:tblPrEx>
-          <w:tblCellMar>
-            <w:top w:w="0" w:type="dxa"/>
-            <w:bottom w:w="0" w:type="dxa"/>
-          </w:tblCellMar>
-        </w:tblPrEx>
-        <w:trPr>
-          <w:trHeight w:val="144"/>
-        </w:trPr>
-        <w:tc>
-          <w:tcPr>
-            <w:tcW w:w="2158" w:type="dxa"/>
-            <w:gridSpan w:val="2"/>
-          </w:tcPr>
-          <w:p>
-            <w:pPr>
-              <w:tabs>
-                <w:tab w:val="right" w:pos="1980"/>
-              </w:tabs>
-              <w:rPr>
-                <w:sz w:val="18"/>
-                <w:szCs w:val="18"/>
-              </w:rPr>
-            </w:pPr>
-            <w:r>
-              <w:rPr>
-                <w:sz w:val="18"/>
-                <w:szCs w:val="18"/>
-              </w:rPr>
               <w:t xml:space="preserve">H1  GND·DATA·VCC  trunk</w:t>
             </w:r>
           </w:p>
@@ -1095,41 +1025,6 @@
                 <w:szCs w:val="18"/>
               </w:rPr>
               <w:t xml:space="preserve">LINK  3V3·SDA·SCL·sp·GND</w:t>
-            </w:r>
-          </w:p>
-        </w:tc>
-      </w:tr>
-      <w:tr>
-        <w:tblPrEx>
-          <w:tblCellMar>
-            <w:top w:w="0" w:type="dxa"/>
-            <w:bottom w:w="0" w:type="dxa"/>
-          </w:tblCellMar>
-        </w:tblPrEx>
-        <w:trPr>
-          <w:trHeight w:val="144"/>
-        </w:trPr>
-        <w:tc>
-          <w:tcPr>
-            <w:tcW w:w="2158" w:type="dxa"/>
-            <w:gridSpan w:val="2"/>
-          </w:tcPr>
-          <w:p>
-            <w:pPr>
-              <w:tabs>
-                <w:tab w:val="right" w:pos="1980"/>
-              </w:tabs>
-              <w:rPr>
-                <w:sz w:val="18"/>
-                <w:szCs w:val="18"/>
-              </w:rPr>
-            </w:pPr>
-            <w:r>
-              <w:rPr>
-                <w:sz w:val="18"/>
-                <w:szCs w:val="18"/>
-              </w:rPr>
-              <w:t xml:space="preserve"> </w:t>
             </w:r>
           </w:p>
         </w:tc>

--- a/docs/PhoenixContact-BC-RPI-label.docx
+++ b/docs/PhoenixContact-BC-RPI-label.docx
@@ -955,41 +955,6 @@
                 <w:szCs w:val="18"/>
               </w:rPr>
               <w:t xml:space="preserve">H3  GND·DATA·VCC  spare</w:t>
-            </w:r>
-          </w:p>
-        </w:tc>
-      </w:tr>
-      <w:tr>
-        <w:tblPrEx>
-          <w:tblCellMar>
-            <w:top w:w="0" w:type="dxa"/>
-            <w:bottom w:w="0" w:type="dxa"/>
-          </w:tblCellMar>
-        </w:tblPrEx>
-        <w:trPr>
-          <w:trHeight w:val="144"/>
-        </w:trPr>
-        <w:tc>
-          <w:tcPr>
-            <w:tcW w:w="2158" w:type="dxa"/>
-            <w:gridSpan w:val="2"/>
-          </w:tcPr>
-          <w:p>
-            <w:pPr>
-              <w:tabs>
-                <w:tab w:val="right" w:pos="1980"/>
-              </w:tabs>
-              <w:rPr>
-                <w:sz w:val="18"/>
-                <w:szCs w:val="18"/>
-              </w:rPr>
-            </w:pPr>
-            <w:r>
-              <w:rPr>
-                <w:sz w:val="18"/>
-                <w:szCs w:val="18"/>
-              </w:rPr>
-              <w:t xml:space="preserve">H order is the front view, solder side out</w:t>
             </w:r>
           </w:p>
         </w:tc>

--- a/docs/PhoenixContact-BC-RPI-label.docx
+++ b/docs/PhoenixContact-BC-RPI-label.docx
@@ -990,6 +990,41 @@
                 <w:szCs w:val="18"/>
               </w:rPr>
               <w:t xml:space="preserve">LINK  3V3·SDA·SCL·sp·GND</w:t>
+            </w:r>
+          </w:p>
+        </w:tc>
+      </w:tr>
+      <w:tr>
+        <w:tblPrEx>
+          <w:tblCellMar>
+            <w:top w:w="0" w:type="dxa"/>
+            <w:bottom w:w="0" w:type="dxa"/>
+          </w:tblCellMar>
+        </w:tblPrEx>
+        <w:trPr>
+          <w:trHeight w:val="144"/>
+        </w:trPr>
+        <w:tc>
+          <w:tcPr>
+            <w:tcW w:w="2158" w:type="dxa"/>
+            <w:gridSpan w:val="2"/>
+          </w:tcPr>
+          <w:p>
+            <w:pPr>
+              <w:tabs>
+                <w:tab w:val="right" w:pos="1980"/>
+              </w:tabs>
+              <w:rPr>
+                <w:sz w:val="18"/>
+                <w:szCs w:val="18"/>
+              </w:rPr>
+            </w:pPr>
+            <w:r>
+              <w:rPr>
+                <w:sz w:val="18"/>
+                <w:szCs w:val="18"/>
+              </w:rPr>
+              <w:t xml:space="preserve"> </w:t>
             </w:r>
           </w:p>
         </w:tc>

--- a/docs/PhoenixContact-BC-RPI-label.docx
+++ b/docs/PhoenixContact-BC-RPI-label.docx
@@ -884,6 +884,41 @@
                 <w:sz w:val="18"/>
                 <w:szCs w:val="18"/>
               </w:rPr>
+              <w:t xml:space="preserve"> </w:t>
+            </w:r>
+          </w:p>
+        </w:tc>
+      </w:tr>
+      <w:tr>
+        <w:tblPrEx>
+          <w:tblCellMar>
+            <w:top w:w="0" w:type="dxa"/>
+            <w:bottom w:w="0" w:type="dxa"/>
+          </w:tblCellMar>
+        </w:tblPrEx>
+        <w:trPr>
+          <w:trHeight w:val="144"/>
+        </w:trPr>
+        <w:tc>
+          <w:tcPr>
+            <w:tcW w:w="2158" w:type="dxa"/>
+            <w:gridSpan w:val="2"/>
+          </w:tcPr>
+          <w:p>
+            <w:pPr>
+              <w:tabs>
+                <w:tab w:val="right" w:pos="1980"/>
+              </w:tabs>
+              <w:rPr>
+                <w:sz w:val="18"/>
+                <w:szCs w:val="18"/>
+              </w:rPr>
+            </w:pPr>
+            <w:r>
+              <w:rPr>
+                <w:sz w:val="18"/>
+                <w:szCs w:val="18"/>
+              </w:rPr>
               <w:t xml:space="preserve">H1  GND·DATA·VCC  trunk</w:t>
             </w:r>
           </w:p>
@@ -955,41 +990,6 @@
                 <w:szCs w:val="18"/>
               </w:rPr>
               <w:t xml:space="preserve">H3  GND·DATA·VCC  spare</w:t>
-            </w:r>
-          </w:p>
-        </w:tc>
-      </w:tr>
-      <w:tr>
-        <w:tblPrEx>
-          <w:tblCellMar>
-            <w:top w:w="0" w:type="dxa"/>
-            <w:bottom w:w="0" w:type="dxa"/>
-          </w:tblCellMar>
-        </w:tblPrEx>
-        <w:trPr>
-          <w:trHeight w:val="144"/>
-        </w:trPr>
-        <w:tc>
-          <w:tcPr>
-            <w:tcW w:w="2158" w:type="dxa"/>
-            <w:gridSpan w:val="2"/>
-          </w:tcPr>
-          <w:p>
-            <w:pPr>
-              <w:tabs>
-                <w:tab w:val="right" w:pos="1980"/>
-              </w:tabs>
-              <w:rPr>
-                <w:sz w:val="18"/>
-                <w:szCs w:val="18"/>
-              </w:rPr>
-            </w:pPr>
-            <w:r>
-              <w:rPr>
-                <w:sz w:val="18"/>
-                <w:szCs w:val="18"/>
-              </w:rPr>
-              <w:t xml:space="preserve">LINK  3V3·SDA·SCL·sp·GND</w:t>
             </w:r>
           </w:p>
         </w:tc>

--- a/docs/PhoenixContact-BC-RPI-label.docx
+++ b/docs/PhoenixContact-BC-RPI-label.docx
@@ -1059,7 +1059,7 @@
                 <w:sz w:val="18"/>
                 <w:szCs w:val="18"/>
               </w:rPr>
-              <w:t xml:space="preserve">eth0  2c:cf:67:80:55:00</w:t>
+              <w:t xml:space="preserve">eth0  88:a2:9e:3c:c3:73</w:t>
             </w:r>
           </w:p>
         </w:tc>

--- a/docs/PhoenixContact-BC-RPI-label.docx
+++ b/docs/PhoenixContact-BC-RPI-label.docx
@@ -198,42 +198,42 @@
                 <w:sz w:val="18"/>
                 <w:szCs w:val="18"/>
               </w:rPr>
-              <w:t xml:space="preserve">J1.4  24V COM</w:t>
-            </w:r>
-          </w:p>
-        </w:tc>
-      </w:tr>
-      <w:tr>
-        <w:tblPrEx>
-          <w:tblCellMar>
-            <w:top w:w="0" w:type="dxa"/>
-            <w:bottom w:w="0" w:type="dxa"/>
-          </w:tblCellMar>
-        </w:tblPrEx>
-        <w:trPr>
-          <w:trHeight w:val="144"/>
-        </w:trPr>
-        <w:tc>
-          <w:tcPr>
-            <w:tcW w:w="2158" w:type="dxa"/>
-            <w:gridSpan w:val="2"/>
-          </w:tcPr>
-          <w:p>
-            <w:pPr>
-              <w:tabs>
-                <w:tab w:val="right" w:pos="1980"/>
-              </w:tabs>
-              <w:rPr>
-                <w:sz w:val="18"/>
-                <w:szCs w:val="18"/>
-              </w:rPr>
-            </w:pPr>
-            <w:r>
-              <w:rPr>
-                <w:sz w:val="18"/>
-                <w:szCs w:val="18"/>
-              </w:rPr>
-              <w:t xml:space="preserve">J2.1  CHIL</w:t>
+              <w:t xml:space="preserve">J1.4  COM</w:t>
+            </w:r>
+          </w:p>
+        </w:tc>
+      </w:tr>
+      <w:tr>
+        <w:tblPrEx>
+          <w:tblCellMar>
+            <w:top w:w="0" w:type="dxa"/>
+            <w:bottom w:w="0" w:type="dxa"/>
+          </w:tblCellMar>
+        </w:tblPrEx>
+        <w:trPr>
+          <w:trHeight w:val="144"/>
+        </w:trPr>
+        <w:tc>
+          <w:tcPr>
+            <w:tcW w:w="2158" w:type="dxa"/>
+            <w:gridSpan w:val="2"/>
+          </w:tcPr>
+          <w:p>
+            <w:pPr>
+              <w:tabs>
+                <w:tab w:val="right" w:pos="1980"/>
+              </w:tabs>
+              <w:rPr>
+                <w:sz w:val="18"/>
+                <w:szCs w:val="18"/>
+              </w:rPr>
+            </w:pPr>
+            <w:r>
+              <w:rPr>
+                <w:sz w:val="18"/>
+                <w:szCs w:val="18"/>
+              </w:rPr>
+              <w:t xml:space="preserve">J2.1  HPCALL</w:t>
             </w:r>
             <w:r>
               <w:rPr>
@@ -380,7 +380,7 @@
                 <w:sz w:val="18"/>
                 <w:szCs w:val="18"/>
               </w:rPr>
-              <w:t xml:space="preserve">J2.4  24V COM</w:t>
+              <w:t xml:space="preserve">J2.4  COM</w:t>
             </w:r>
           </w:p>
         </w:tc>
@@ -562,77 +562,112 @@
                 <w:sz w:val="18"/>
                 <w:szCs w:val="18"/>
               </w:rPr>
-              <w:t xml:space="preserve">J3.4  24V COM</w:t>
-            </w:r>
-          </w:p>
-        </w:tc>
-      </w:tr>
-      <w:tr>
-        <w:tblPrEx>
-          <w:tblCellMar>
-            <w:top w:w="0" w:type="dxa"/>
-            <w:bottom w:w="0" w:type="dxa"/>
-          </w:tblCellMar>
-        </w:tblPrEx>
-        <w:trPr>
-          <w:trHeight w:val="144"/>
-        </w:trPr>
-        <w:tc>
-          <w:tcPr>
-            <w:tcW w:w="2158" w:type="dxa"/>
-            <w:gridSpan w:val="2"/>
-          </w:tcPr>
-          <w:p>
-            <w:pPr>
-              <w:tabs>
-                <w:tab w:val="right" w:pos="1980"/>
-              </w:tabs>
-              <w:rPr>
-                <w:sz w:val="18"/>
-                <w:szCs w:val="18"/>
-              </w:rPr>
-            </w:pPr>
-            <w:r>
-              <w:rPr>
-                <w:sz w:val="18"/>
-                <w:szCs w:val="18"/>
-              </w:rPr>
-              <w:t xml:space="preserve">J4.1  +14V IN</w:t>
-            </w:r>
-          </w:p>
-        </w:tc>
-      </w:tr>
-      <w:tr>
-        <w:tblPrEx>
-          <w:tblCellMar>
-            <w:top w:w="0" w:type="dxa"/>
-            <w:bottom w:w="0" w:type="dxa"/>
-          </w:tblCellMar>
-        </w:tblPrEx>
-        <w:trPr>
-          <w:trHeight w:val="144"/>
-        </w:trPr>
-        <w:tc>
-          <w:tcPr>
-            <w:tcW w:w="2158" w:type="dxa"/>
-            <w:gridSpan w:val="2"/>
-          </w:tcPr>
-          <w:p>
-            <w:pPr>
-              <w:tabs>
-                <w:tab w:val="right" w:pos="1980"/>
-              </w:tabs>
-              <w:rPr>
-                <w:sz w:val="18"/>
-                <w:szCs w:val="18"/>
-              </w:rPr>
-            </w:pPr>
-            <w:r>
-              <w:rPr>
-                <w:sz w:val="18"/>
-                <w:szCs w:val="18"/>
-              </w:rPr>
-              <w:t xml:space="preserve">J4.2  HPCOOL</w:t>
+              <w:t xml:space="preserve">J3.4  COM</w:t>
+            </w:r>
+          </w:p>
+        </w:tc>
+      </w:tr>
+      <w:tr>
+        <w:tblPrEx>
+          <w:tblCellMar>
+            <w:top w:w="0" w:type="dxa"/>
+            <w:bottom w:w="0" w:type="dxa"/>
+          </w:tblCellMar>
+        </w:tblPrEx>
+        <w:trPr>
+          <w:trHeight w:val="144"/>
+        </w:trPr>
+        <w:tc>
+          <w:tcPr>
+            <w:tcW w:w="2158" w:type="dxa"/>
+            <w:gridSpan w:val="2"/>
+          </w:tcPr>
+          <w:p>
+            <w:pPr>
+              <w:tabs>
+                <w:tab w:val="right" w:pos="1980"/>
+              </w:tabs>
+              <w:rPr>
+                <w:sz w:val="18"/>
+                <w:szCs w:val="18"/>
+              </w:rPr>
+            </w:pPr>
+            <w:r>
+              <w:rPr>
+                <w:sz w:val="18"/>
+                <w:szCs w:val="18"/>
+              </w:rPr>
+              <w:t xml:space="preserve">J4.1  24VAC IN</w:t>
+            </w:r>
+          </w:p>
+        </w:tc>
+      </w:tr>
+      <w:tr>
+        <w:tblPrEx>
+          <w:tblCellMar>
+            <w:top w:w="0" w:type="dxa"/>
+            <w:bottom w:w="0" w:type="dxa"/>
+          </w:tblCellMar>
+        </w:tblPrEx>
+        <w:trPr>
+          <w:trHeight w:val="144"/>
+        </w:trPr>
+        <w:tc>
+          <w:tcPr>
+            <w:tcW w:w="2158" w:type="dxa"/>
+            <w:gridSpan w:val="2"/>
+          </w:tcPr>
+          <w:p>
+            <w:pPr>
+              <w:tabs>
+                <w:tab w:val="right" w:pos="1980"/>
+              </w:tabs>
+              <w:rPr>
+                <w:sz w:val="18"/>
+                <w:szCs w:val="18"/>
+              </w:rPr>
+            </w:pPr>
+            <w:r>
+              <w:rPr>
+                <w:sz w:val="18"/>
+                <w:szCs w:val="18"/>
+              </w:rPr>
+              <w:t xml:space="preserve">J4.2  24VAC IN</w:t>
+            </w:r>
+          </w:p>
+        </w:tc>
+      </w:tr>
+      <w:tr>
+        <w:tblPrEx>
+          <w:tblCellMar>
+            <w:top w:w="0" w:type="dxa"/>
+            <w:bottom w:w="0" w:type="dxa"/>
+          </w:tblCellMar>
+        </w:tblPrEx>
+        <w:trPr>
+          <w:trHeight w:val="144"/>
+        </w:trPr>
+        <w:tc>
+          <w:tcPr>
+            <w:tcW w:w="2158" w:type="dxa"/>
+            <w:gridSpan w:val="2"/>
+          </w:tcPr>
+          <w:p>
+            <w:pPr>
+              <w:tabs>
+                <w:tab w:val="right" w:pos="1980"/>
+              </w:tabs>
+              <w:rPr>
+                <w:sz w:val="18"/>
+                <w:szCs w:val="18"/>
+              </w:rPr>
+            </w:pPr>
+            <w:r>
+              <w:rPr>
+                <w:sz w:val="18"/>
+                <w:szCs w:val="18"/>
+              </w:rPr>
+              <w:t xml:space="preserve">J4.3  DHWX</w:t>
             </w:r>
             <w:r>
               <w:rPr>
@@ -646,6 +681,90 @@
                 <w:sz w:val="18"/>
                 <w:szCs w:val="18"/>
               </w:rPr>
+              <w:t xml:space="preserve">(19,35)</w:t>
+            </w:r>
+          </w:p>
+        </w:tc>
+      </w:tr>
+      <w:tr>
+        <w:tblPrEx>
+          <w:tblCellMar>
+            <w:top w:w="0" w:type="dxa"/>
+            <w:bottom w:w="0" w:type="dxa"/>
+          </w:tblCellMar>
+        </w:tblPrEx>
+        <w:trPr>
+          <w:trHeight w:val="144"/>
+        </w:trPr>
+        <w:tc>
+          <w:tcPr>
+            <w:tcW w:w="2158" w:type="dxa"/>
+            <w:gridSpan w:val="2"/>
+          </w:tcPr>
+          <w:p>
+            <w:pPr>
+              <w:tabs>
+                <w:tab w:val="right" w:pos="1980"/>
+              </w:tabs>
+              <w:rPr>
+                <w:sz w:val="18"/>
+                <w:szCs w:val="18"/>
+              </w:rPr>
+            </w:pPr>
+            <w:r>
+              <w:rPr>
+                <w:sz w:val="18"/>
+                <w:szCs w:val="18"/>
+              </w:rPr>
+              <w:t xml:space="preserve">J4.4  COM</w:t>
+            </w:r>
+          </w:p>
+        </w:tc>
+      </w:tr>
+      <w:tr>
+        <w:tblPrEx>
+          <w:tblCellMar>
+            <w:top w:w="0" w:type="dxa"/>
+            <w:bottom w:w="0" w:type="dxa"/>
+          </w:tblCellMar>
+        </w:tblPrEx>
+        <w:trPr>
+          <w:trHeight w:val="144"/>
+        </w:trPr>
+        <w:tc>
+          <w:tcPr>
+            <w:tcW w:w="2158" w:type="dxa"/>
+            <w:gridSpan w:val="2"/>
+          </w:tcPr>
+          <w:p>
+            <w:pPr>
+              <w:tabs>
+                <w:tab w:val="right" w:pos="1980"/>
+              </w:tabs>
+              <w:rPr>
+                <w:sz w:val="18"/>
+                <w:szCs w:val="18"/>
+              </w:rPr>
+            </w:pPr>
+            <w:r>
+              <w:rPr>
+                <w:sz w:val="18"/>
+                <w:szCs w:val="18"/>
+              </w:rPr>
+              <w:t xml:space="preserve">J8.1  HPCOOL</w:t>
+            </w:r>
+            <w:r>
+              <w:rPr>
+                <w:sz w:val="18"/>
+                <w:szCs w:val="18"/>
+              </w:rPr>
+              <w:tab/>
+            </w:r>
+            <w:r>
+              <w:rPr>
+                <w:sz w:val="18"/>
+                <w:szCs w:val="18"/>
+              </w:rPr>
               <w:t xml:space="preserve">(13,33)</w:t>
             </w:r>
           </w:p>
@@ -681,7 +800,7 @@
                 <w:sz w:val="18"/>
                 <w:szCs w:val="18"/>
               </w:rPr>
-              <w:t xml:space="preserve">J4.3  SP-D</w:t>
+              <w:t xml:space="preserve">J8.2  SP-E  spare</w:t>
             </w:r>
             <w:r>
               <w:rPr>
@@ -695,42 +814,42 @@
                 <w:sz w:val="18"/>
                 <w:szCs w:val="18"/>
               </w:rPr>
-              <w:t xml:space="preserve">(19,35)</w:t>
-            </w:r>
-          </w:p>
-        </w:tc>
-      </w:tr>
-      <w:tr>
-        <w:tblPrEx>
-          <w:tblCellMar>
-            <w:top w:w="0" w:type="dxa"/>
-            <w:bottom w:w="0" w:type="dxa"/>
-          </w:tblCellMar>
-        </w:tblPrEx>
-        <w:trPr>
-          <w:trHeight w:val="144"/>
-        </w:trPr>
-        <w:tc>
-          <w:tcPr>
-            <w:tcW w:w="2158" w:type="dxa"/>
-            <w:gridSpan w:val="2"/>
-          </w:tcPr>
-          <w:p>
-            <w:pPr>
-              <w:tabs>
-                <w:tab w:val="right" w:pos="1980"/>
-              </w:tabs>
-              <w:rPr>
-                <w:sz w:val="18"/>
-                <w:szCs w:val="18"/>
-              </w:rPr>
-            </w:pPr>
-            <w:r>
-              <w:rPr>
-                <w:sz w:val="18"/>
-                <w:szCs w:val="18"/>
-              </w:rPr>
-              <w:t xml:space="preserve">J4.4  24V COM</w:t>
+              <w:t xml:space="preserve">(16,36)</w:t>
+            </w:r>
+          </w:p>
+        </w:tc>
+      </w:tr>
+      <w:tr>
+        <w:tblPrEx>
+          <w:tblCellMar>
+            <w:top w:w="0" w:type="dxa"/>
+            <w:bottom w:w="0" w:type="dxa"/>
+          </w:tblCellMar>
+        </w:tblPrEx>
+        <w:trPr>
+          <w:trHeight w:val="144"/>
+        </w:trPr>
+        <w:tc>
+          <w:tcPr>
+            <w:tcW w:w="2158" w:type="dxa"/>
+            <w:gridSpan w:val="2"/>
+          </w:tcPr>
+          <w:p>
+            <w:pPr>
+              <w:tabs>
+                <w:tab w:val="right" w:pos="1980"/>
+              </w:tabs>
+              <w:rPr>
+                <w:sz w:val="18"/>
+                <w:szCs w:val="18"/>
+              </w:rPr>
+            </w:pPr>
+            <w:r>
+              <w:rPr>
+                <w:sz w:val="18"/>
+                <w:szCs w:val="18"/>
+              </w:rPr>
+              <w:t xml:space="preserve">J8.3  COM</w:t>
             </w:r>
           </w:p>
         </w:tc>
@@ -905,76 +1024,6 @@
                 <w:sz w:val="18"/>
                 <w:szCs w:val="18"/>
               </w:rPr>
-              <w:t xml:space="preserve">H order is the front view, solder side out</w:t>
-            </w:r>
-          </w:p>
-        </w:tc>
-      </w:tr>
-      <w:tr>
-        <w:tblPrEx>
-          <w:tblCellMar>
-            <w:top w:w="0" w:type="dxa"/>
-            <w:bottom w:w="0" w:type="dxa"/>
-          </w:tblCellMar>
-        </w:tblPrEx>
-        <w:trPr>
-          <w:trHeight w:val="144"/>
-        </w:trPr>
-        <w:tc>
-          <w:tcPr>
-            <w:tcW w:w="2158" w:type="dxa"/>
-            <w:gridSpan w:val="2"/>
-          </w:tcPr>
-          <w:p>
-            <w:pPr>
-              <w:tabs>
-                <w:tab w:val="right" w:pos="1980"/>
-              </w:tabs>
-              <w:rPr>
-                <w:sz w:val="18"/>
-                <w:szCs w:val="18"/>
-              </w:rPr>
-            </w:pPr>
-            <w:r>
-              <w:rPr>
-                <w:sz w:val="18"/>
-                <w:szCs w:val="18"/>
-              </w:rPr>
-              <w:t xml:space="preserve">LINK  3V3·SDA·SCL·sp·GND</w:t>
-            </w:r>
-          </w:p>
-        </w:tc>
-      </w:tr>
-      <w:tr>
-        <w:tblPrEx>
-          <w:tblCellMar>
-            <w:top w:w="0" w:type="dxa"/>
-            <w:bottom w:w="0" w:type="dxa"/>
-          </w:tblCellMar>
-        </w:tblPrEx>
-        <w:trPr>
-          <w:trHeight w:val="144"/>
-        </w:trPr>
-        <w:tc>
-          <w:tcPr>
-            <w:tcW w:w="2158" w:type="dxa"/>
-            <w:gridSpan w:val="2"/>
-          </w:tcPr>
-          <w:p>
-            <w:pPr>
-              <w:tabs>
-                <w:tab w:val="right" w:pos="1980"/>
-              </w:tabs>
-              <w:rPr>
-                <w:sz w:val="18"/>
-                <w:szCs w:val="18"/>
-              </w:rPr>
-            </w:pPr>
-            <w:r>
-              <w:rPr>
-                <w:sz w:val="18"/>
-                <w:szCs w:val="18"/>
-              </w:rPr>
               <w:t xml:space="preserve"> </w:t>
             </w:r>
           </w:p>
@@ -1010,7 +1059,7 @@
                 <w:sz w:val="18"/>
                 <w:szCs w:val="18"/>
               </w:rPr>
-              <w:t xml:space="preserve">eth0  2c:cf:67:80:55:00</w:t>
+              <w:t xml:space="preserve">eth0  88:a2:9e:3c:c3:73</w:t>
             </w:r>
           </w:p>
         </w:tc>

--- a/docs/PhoenixContact-BC-RPI-label.docx
+++ b/docs/PhoenixContact-BC-RPI-label.docx
@@ -597,77 +597,7 @@
                 <w:sz w:val="18"/>
                 <w:szCs w:val="18"/>
               </w:rPr>
-              <w:t xml:space="preserve">J4.1  24VAC IN</w:t>
-            </w:r>
-          </w:p>
-        </w:tc>
-      </w:tr>
-      <w:tr>
-        <w:tblPrEx>
-          <w:tblCellMar>
-            <w:top w:w="0" w:type="dxa"/>
-            <w:bottom w:w="0" w:type="dxa"/>
-          </w:tblCellMar>
-        </w:tblPrEx>
-        <w:trPr>
-          <w:trHeight w:val="144"/>
-        </w:trPr>
-        <w:tc>
-          <w:tcPr>
-            <w:tcW w:w="2158" w:type="dxa"/>
-            <w:gridSpan w:val="2"/>
-          </w:tcPr>
-          <w:p>
-            <w:pPr>
-              <w:tabs>
-                <w:tab w:val="right" w:pos="1980"/>
-              </w:tabs>
-              <w:rPr>
-                <w:sz w:val="18"/>
-                <w:szCs w:val="18"/>
-              </w:rPr>
-            </w:pPr>
-            <w:r>
-              <w:rPr>
-                <w:sz w:val="18"/>
-                <w:szCs w:val="18"/>
-              </w:rPr>
-              <w:t xml:space="preserve">J4.2  24VAC IN</w:t>
-            </w:r>
-          </w:p>
-        </w:tc>
-      </w:tr>
-      <w:tr>
-        <w:tblPrEx>
-          <w:tblCellMar>
-            <w:top w:w="0" w:type="dxa"/>
-            <w:bottom w:w="0" w:type="dxa"/>
-          </w:tblCellMar>
-        </w:tblPrEx>
-        <w:trPr>
-          <w:trHeight w:val="144"/>
-        </w:trPr>
-        <w:tc>
-          <w:tcPr>
-            <w:tcW w:w="2158" w:type="dxa"/>
-            <w:gridSpan w:val="2"/>
-          </w:tcPr>
-          <w:p>
-            <w:pPr>
-              <w:tabs>
-                <w:tab w:val="right" w:pos="1980"/>
-              </w:tabs>
-              <w:rPr>
-                <w:sz w:val="18"/>
-                <w:szCs w:val="18"/>
-              </w:rPr>
-            </w:pPr>
-            <w:r>
-              <w:rPr>
-                <w:sz w:val="18"/>
-                <w:szCs w:val="18"/>
-              </w:rPr>
-              <w:t xml:space="preserve">J4.3  DHWX</w:t>
+              <w:t xml:space="preserve">J4.1  HPCOOL</w:t>
             </w:r>
             <w:r>
               <w:rPr>
@@ -681,6 +611,55 @@
                 <w:sz w:val="18"/>
                 <w:szCs w:val="18"/>
               </w:rPr>
+              <w:t xml:space="preserve">(13,33)</w:t>
+            </w:r>
+          </w:p>
+        </w:tc>
+      </w:tr>
+      <w:tr>
+        <w:tblPrEx>
+          <w:tblCellMar>
+            <w:top w:w="0" w:type="dxa"/>
+            <w:bottom w:w="0" w:type="dxa"/>
+          </w:tblCellMar>
+        </w:tblPrEx>
+        <w:trPr>
+          <w:trHeight w:val="144"/>
+        </w:trPr>
+        <w:tc>
+          <w:tcPr>
+            <w:tcW w:w="2158" w:type="dxa"/>
+            <w:gridSpan w:val="2"/>
+          </w:tcPr>
+          <w:p>
+            <w:pPr>
+              <w:tabs>
+                <w:tab w:val="right" w:pos="1980"/>
+              </w:tabs>
+              <w:rPr>
+                <w:sz w:val="18"/>
+                <w:szCs w:val="18"/>
+              </w:rPr>
+            </w:pPr>
+            <w:r>
+              <w:rPr>
+                <w:sz w:val="18"/>
+                <w:szCs w:val="18"/>
+              </w:rPr>
+              <w:t xml:space="preserve">J4.2  DHWX</w:t>
+            </w:r>
+            <w:r>
+              <w:rPr>
+                <w:sz w:val="18"/>
+                <w:szCs w:val="18"/>
+              </w:rPr>
+              <w:tab/>
+            </w:r>
+            <w:r>
+              <w:rPr>
+                <w:sz w:val="18"/>
+                <w:szCs w:val="18"/>
+              </w:rPr>
               <w:t xml:space="preserve">(19,35)</w:t>
             </w:r>
           </w:p>
@@ -716,6 +695,55 @@
                 <w:sz w:val="18"/>
                 <w:szCs w:val="18"/>
               </w:rPr>
+              <w:t xml:space="preserve">J4.3  SP-E  spare</w:t>
+            </w:r>
+            <w:r>
+              <w:rPr>
+                <w:sz w:val="18"/>
+                <w:szCs w:val="18"/>
+              </w:rPr>
+              <w:tab/>
+            </w:r>
+            <w:r>
+              <w:rPr>
+                <w:sz w:val="18"/>
+                <w:szCs w:val="18"/>
+              </w:rPr>
+              <w:t xml:space="preserve">(16,36)</w:t>
+            </w:r>
+          </w:p>
+        </w:tc>
+      </w:tr>
+      <w:tr>
+        <w:tblPrEx>
+          <w:tblCellMar>
+            <w:top w:w="0" w:type="dxa"/>
+            <w:bottom w:w="0" w:type="dxa"/>
+          </w:tblCellMar>
+        </w:tblPrEx>
+        <w:trPr>
+          <w:trHeight w:val="144"/>
+        </w:trPr>
+        <w:tc>
+          <w:tcPr>
+            <w:tcW w:w="2158" w:type="dxa"/>
+            <w:gridSpan w:val="2"/>
+          </w:tcPr>
+          <w:p>
+            <w:pPr>
+              <w:tabs>
+                <w:tab w:val="right" w:pos="1980"/>
+              </w:tabs>
+              <w:rPr>
+                <w:sz w:val="18"/>
+                <w:szCs w:val="18"/>
+              </w:rPr>
+            </w:pPr>
+            <w:r>
+              <w:rPr>
+                <w:sz w:val="18"/>
+                <w:szCs w:val="18"/>
+              </w:rPr>
               <w:t xml:space="preserve">J4.4  COM</w:t>
             </w:r>
           </w:p>
@@ -751,139 +779,6 @@
                 <w:sz w:val="18"/>
                 <w:szCs w:val="18"/>
               </w:rPr>
-              <w:t xml:space="preserve">J8.1  HPCOOL</w:t>
-            </w:r>
-            <w:r>
-              <w:rPr>
-                <w:sz w:val="18"/>
-                <w:szCs w:val="18"/>
-              </w:rPr>
-              <w:tab/>
-            </w:r>
-            <w:r>
-              <w:rPr>
-                <w:sz w:val="18"/>
-                <w:szCs w:val="18"/>
-              </w:rPr>
-              <w:t xml:space="preserve">(13,33)</w:t>
-            </w:r>
-          </w:p>
-        </w:tc>
-      </w:tr>
-      <w:tr>
-        <w:tblPrEx>
-          <w:tblCellMar>
-            <w:top w:w="0" w:type="dxa"/>
-            <w:bottom w:w="0" w:type="dxa"/>
-          </w:tblCellMar>
-        </w:tblPrEx>
-        <w:trPr>
-          <w:trHeight w:val="144"/>
-        </w:trPr>
-        <w:tc>
-          <w:tcPr>
-            <w:tcW w:w="2158" w:type="dxa"/>
-            <w:gridSpan w:val="2"/>
-          </w:tcPr>
-          <w:p>
-            <w:pPr>
-              <w:tabs>
-                <w:tab w:val="right" w:pos="1980"/>
-              </w:tabs>
-              <w:rPr>
-                <w:sz w:val="18"/>
-                <w:szCs w:val="18"/>
-              </w:rPr>
-            </w:pPr>
-            <w:r>
-              <w:rPr>
-                <w:sz w:val="18"/>
-                <w:szCs w:val="18"/>
-              </w:rPr>
-              <w:t xml:space="preserve">J8.2  SP-E  spare</w:t>
-            </w:r>
-            <w:r>
-              <w:rPr>
-                <w:sz w:val="18"/>
-                <w:szCs w:val="18"/>
-              </w:rPr>
-              <w:tab/>
-            </w:r>
-            <w:r>
-              <w:rPr>
-                <w:sz w:val="18"/>
-                <w:szCs w:val="18"/>
-              </w:rPr>
-              <w:t xml:space="preserve">(16,36)</w:t>
-            </w:r>
-          </w:p>
-        </w:tc>
-      </w:tr>
-      <w:tr>
-        <w:tblPrEx>
-          <w:tblCellMar>
-            <w:top w:w="0" w:type="dxa"/>
-            <w:bottom w:w="0" w:type="dxa"/>
-          </w:tblCellMar>
-        </w:tblPrEx>
-        <w:trPr>
-          <w:trHeight w:val="144"/>
-        </w:trPr>
-        <w:tc>
-          <w:tcPr>
-            <w:tcW w:w="2158" w:type="dxa"/>
-            <w:gridSpan w:val="2"/>
-          </w:tcPr>
-          <w:p>
-            <w:pPr>
-              <w:tabs>
-                <w:tab w:val="right" w:pos="1980"/>
-              </w:tabs>
-              <w:rPr>
-                <w:sz w:val="18"/>
-                <w:szCs w:val="18"/>
-              </w:rPr>
-            </w:pPr>
-            <w:r>
-              <w:rPr>
-                <w:sz w:val="18"/>
-                <w:szCs w:val="18"/>
-              </w:rPr>
-              <w:t xml:space="preserve">J8.3  COM</w:t>
-            </w:r>
-          </w:p>
-        </w:tc>
-      </w:tr>
-      <w:tr>
-        <w:tblPrEx>
-          <w:tblCellMar>
-            <w:top w:w="0" w:type="dxa"/>
-            <w:bottom w:w="0" w:type="dxa"/>
-          </w:tblCellMar>
-        </w:tblPrEx>
-        <w:trPr>
-          <w:trHeight w:val="144"/>
-        </w:trPr>
-        <w:tc>
-          <w:tcPr>
-            <w:tcW w:w="2158" w:type="dxa"/>
-            <w:gridSpan w:val="2"/>
-          </w:tcPr>
-          <w:p>
-            <w:pPr>
-              <w:tabs>
-                <w:tab w:val="right" w:pos="1980"/>
-              </w:tabs>
-              <w:rPr>
-                <w:sz w:val="18"/>
-                <w:szCs w:val="18"/>
-              </w:rPr>
-            </w:pPr>
-            <w:r>
-              <w:rPr>
-                <w:sz w:val="18"/>
-                <w:szCs w:val="18"/>
-              </w:rPr>
               <w:t xml:space="preserve"> </w:t>
             </w:r>
           </w:p>
@@ -919,77 +814,147 @@
                 <w:sz w:val="18"/>
                 <w:szCs w:val="18"/>
               </w:rPr>
-              <w:t xml:space="preserve">H1  GND·DATA·VCC  trunk</w:t>
-            </w:r>
-          </w:p>
-        </w:tc>
-      </w:tr>
-      <w:tr>
-        <w:tblPrEx>
-          <w:tblCellMar>
-            <w:top w:w="0" w:type="dxa"/>
-            <w:bottom w:w="0" w:type="dxa"/>
-          </w:tblCellMar>
-        </w:tblPrEx>
-        <w:trPr>
-          <w:trHeight w:val="144"/>
-        </w:trPr>
-        <w:tc>
-          <w:tcPr>
-            <w:tcW w:w="2158" w:type="dxa"/>
-            <w:gridSpan w:val="2"/>
-          </w:tcPr>
-          <w:p>
-            <w:pPr>
-              <w:tabs>
-                <w:tab w:val="right" w:pos="1980"/>
-              </w:tabs>
-              <w:rPr>
-                <w:sz w:val="18"/>
-                <w:szCs w:val="18"/>
-              </w:rPr>
-            </w:pPr>
-            <w:r>
-              <w:rPr>
-                <w:sz w:val="18"/>
-                <w:szCs w:val="18"/>
-              </w:rPr>
-              <w:t xml:space="preserve">H2  GND·DATA·VCC  spare</w:t>
-            </w:r>
-          </w:p>
-        </w:tc>
-      </w:tr>
-      <w:tr>
-        <w:tblPrEx>
-          <w:tblCellMar>
-            <w:top w:w="0" w:type="dxa"/>
-            <w:bottom w:w="0" w:type="dxa"/>
-          </w:tblCellMar>
-        </w:tblPrEx>
-        <w:trPr>
-          <w:trHeight w:val="144"/>
-        </w:trPr>
-        <w:tc>
-          <w:tcPr>
-            <w:tcW w:w="2158" w:type="dxa"/>
-            <w:gridSpan w:val="2"/>
-          </w:tcPr>
-          <w:p>
-            <w:pPr>
-              <w:tabs>
-                <w:tab w:val="right" w:pos="1980"/>
-              </w:tabs>
-              <w:rPr>
-                <w:sz w:val="18"/>
-                <w:szCs w:val="18"/>
-              </w:rPr>
-            </w:pPr>
-            <w:r>
-              <w:rPr>
-                <w:sz w:val="18"/>
-                <w:szCs w:val="18"/>
-              </w:rPr>
-              <w:t xml:space="preserve">H3  GND·DATA·VCC  spare</w:t>
+              <w:t xml:space="preserve">EXT J3  24VAC IN  R·C  black</w:t>
+            </w:r>
+          </w:p>
+        </w:tc>
+      </w:tr>
+      <w:tr>
+        <w:tblPrEx>
+          <w:tblCellMar>
+            <w:top w:w="0" w:type="dxa"/>
+            <w:bottom w:w="0" w:type="dxa"/>
+          </w:tblCellMar>
+        </w:tblPrEx>
+        <w:trPr>
+          <w:trHeight w:val="144"/>
+        </w:trPr>
+        <w:tc>
+          <w:tcPr>
+            <w:tcW w:w="2158" w:type="dxa"/>
+            <w:gridSpan w:val="2"/>
+          </w:tcPr>
+          <w:p>
+            <w:pPr>
+              <w:tabs>
+                <w:tab w:val="right" w:pos="1980"/>
+              </w:tabs>
+              <w:rPr>
+                <w:sz w:val="18"/>
+                <w:szCs w:val="18"/>
+              </w:rPr>
+            </w:pPr>
+            <w:r>
+              <w:rPr>
+                <w:sz w:val="18"/>
+                <w:szCs w:val="18"/>
+              </w:rPr>
+              <w:t xml:space="preserve">EXT J4  5VDC to Pi  +5·G  white</w:t>
+            </w:r>
+          </w:p>
+        </w:tc>
+      </w:tr>
+      <w:tr>
+        <w:tblPrEx>
+          <w:tblCellMar>
+            <w:top w:w="0" w:type="dxa"/>
+            <w:bottom w:w="0" w:type="dxa"/>
+          </w:tblCellMar>
+        </w:tblPrEx>
+        <w:trPr>
+          <w:trHeight w:val="144"/>
+        </w:trPr>
+        <w:tc>
+          <w:tcPr>
+            <w:tcW w:w="2158" w:type="dxa"/>
+            <w:gridSpan w:val="2"/>
+          </w:tcPr>
+          <w:p>
+            <w:pPr>
+              <w:tabs>
+                <w:tab w:val="right" w:pos="1980"/>
+              </w:tabs>
+              <w:rPr>
+                <w:sz w:val="18"/>
+                <w:szCs w:val="18"/>
+              </w:rPr>
+            </w:pPr>
+            <w:r>
+              <w:rPr>
+                <w:sz w:val="18"/>
+                <w:szCs w:val="18"/>
+              </w:rPr>
+              <w:t xml:space="preserve"> </w:t>
+            </w:r>
+          </w:p>
+        </w:tc>
+      </w:tr>
+      <w:tr>
+        <w:tblPrEx>
+          <w:tblCellMar>
+            <w:top w:w="0" w:type="dxa"/>
+            <w:bottom w:w="0" w:type="dxa"/>
+          </w:tblCellMar>
+        </w:tblPrEx>
+        <w:trPr>
+          <w:trHeight w:val="144"/>
+        </w:trPr>
+        <w:tc>
+          <w:tcPr>
+            <w:tcW w:w="2158" w:type="dxa"/>
+            <w:gridSpan w:val="2"/>
+          </w:tcPr>
+          <w:p>
+            <w:pPr>
+              <w:tabs>
+                <w:tab w:val="right" w:pos="1980"/>
+              </w:tabs>
+              <w:rPr>
+                <w:sz w:val="18"/>
+                <w:szCs w:val="18"/>
+              </w:rPr>
+            </w:pPr>
+            <w:r>
+              <w:rPr>
+                <w:sz w:val="18"/>
+                <w:szCs w:val="18"/>
+              </w:rPr>
+              <w:t xml:space="preserve">H1  V·D·G  trunk</w:t>
+            </w:r>
+          </w:p>
+        </w:tc>
+      </w:tr>
+      <w:tr>
+        <w:tblPrEx>
+          <w:tblCellMar>
+            <w:top w:w="0" w:type="dxa"/>
+            <w:bottom w:w="0" w:type="dxa"/>
+          </w:tblCellMar>
+        </w:tblPrEx>
+        <w:trPr>
+          <w:trHeight w:val="144"/>
+        </w:trPr>
+        <w:tc>
+          <w:tcPr>
+            <w:tcW w:w="2158" w:type="dxa"/>
+            <w:gridSpan w:val="2"/>
+          </w:tcPr>
+          <w:p>
+            <w:pPr>
+              <w:tabs>
+                <w:tab w:val="right" w:pos="1980"/>
+              </w:tabs>
+              <w:rPr>
+                <w:sz w:val="18"/>
+                <w:szCs w:val="18"/>
+              </w:rPr>
+            </w:pPr>
+            <w:r>
+              <w:rPr>
+                <w:sz w:val="18"/>
+                <w:szCs w:val="18"/>
+              </w:rPr>
+              <w:t xml:space="preserve">H2  V·D·G  spare</w:t>
             </w:r>
           </w:p>
         </w:tc>

--- a/docs/PhoenixContact-BC-RPI-label.docx
+++ b/docs/PhoenixContact-BC-RPI-label.docx
@@ -814,42 +814,42 @@
                 <w:sz w:val="18"/>
                 <w:szCs w:val="18"/>
               </w:rPr>
-              <w:t xml:space="preserve">EXT J3  24VAC IN  R·C  black</w:t>
-            </w:r>
-          </w:p>
-        </w:tc>
-      </w:tr>
-      <w:tr>
-        <w:tblPrEx>
-          <w:tblCellMar>
-            <w:top w:w="0" w:type="dxa"/>
-            <w:bottom w:w="0" w:type="dxa"/>
-          </w:tblCellMar>
-        </w:tblPrEx>
-        <w:trPr>
-          <w:trHeight w:val="144"/>
-        </w:trPr>
-        <w:tc>
-          <w:tcPr>
-            <w:tcW w:w="2158" w:type="dxa"/>
-            <w:gridSpan w:val="2"/>
-          </w:tcPr>
-          <w:p>
-            <w:pPr>
-              <w:tabs>
-                <w:tab w:val="right" w:pos="1980"/>
-              </w:tabs>
-              <w:rPr>
-                <w:sz w:val="18"/>
-                <w:szCs w:val="18"/>
-              </w:rPr>
-            </w:pPr>
-            <w:r>
-              <w:rPr>
-                <w:sz w:val="18"/>
-                <w:szCs w:val="18"/>
-              </w:rPr>
-              <w:t xml:space="preserve">EXT J4  5VDC to Pi  +5·G  white</w:t>
+              <w:t xml:space="preserve">EXT J3  24VAC  R·C  bk</w:t>
+            </w:r>
+          </w:p>
+        </w:tc>
+      </w:tr>
+      <w:tr>
+        <w:tblPrEx>
+          <w:tblCellMar>
+            <w:top w:w="0" w:type="dxa"/>
+            <w:bottom w:w="0" w:type="dxa"/>
+          </w:tblCellMar>
+        </w:tblPrEx>
+        <w:trPr>
+          <w:trHeight w:val="144"/>
+        </w:trPr>
+        <w:tc>
+          <w:tcPr>
+            <w:tcW w:w="2158" w:type="dxa"/>
+            <w:gridSpan w:val="2"/>
+          </w:tcPr>
+          <w:p>
+            <w:pPr>
+              <w:tabs>
+                <w:tab w:val="right" w:pos="1980"/>
+              </w:tabs>
+              <w:rPr>
+                <w:sz w:val="18"/>
+                <w:szCs w:val="18"/>
+              </w:rPr>
+            </w:pPr>
+            <w:r>
+              <w:rPr>
+                <w:sz w:val="18"/>
+                <w:szCs w:val="18"/>
+              </w:rPr>
+              <w:t xml:space="preserve">EXT J4  5V to Pi  +5·G  wh</w:t>
             </w:r>
           </w:p>
         </w:tc>

--- a/docs/PhoenixContact-BC-RPI-label.docx
+++ b/docs/PhoenixContact-BC-RPI-label.docx
@@ -849,7 +849,7 @@
                 <w:sz w:val="18"/>
                 <w:szCs w:val="18"/>
               </w:rPr>
-              <w:t xml:space="preserve">EXT J4  5V to Pi  +5·G  wh</w:t>
+              <w:t xml:space="preserve">EXT J4  5V Pi  +5·G  wh</w:t>
             </w:r>
           </w:p>
         </w:tc>

--- a/docs/PhoenixContact-BC-RPI-label.docx
+++ b/docs/PhoenixContact-BC-RPI-label.docx
@@ -597,77 +597,7 @@
                 <w:sz w:val="18"/>
                 <w:szCs w:val="18"/>
               </w:rPr>
-              <w:t xml:space="preserve">J4.1  24VAC IN</w:t>
-            </w:r>
-          </w:p>
-        </w:tc>
-      </w:tr>
-      <w:tr>
-        <w:tblPrEx>
-          <w:tblCellMar>
-            <w:top w:w="0" w:type="dxa"/>
-            <w:bottom w:w="0" w:type="dxa"/>
-          </w:tblCellMar>
-        </w:tblPrEx>
-        <w:trPr>
-          <w:trHeight w:val="144"/>
-        </w:trPr>
-        <w:tc>
-          <w:tcPr>
-            <w:tcW w:w="2158" w:type="dxa"/>
-            <w:gridSpan w:val="2"/>
-          </w:tcPr>
-          <w:p>
-            <w:pPr>
-              <w:tabs>
-                <w:tab w:val="right" w:pos="1980"/>
-              </w:tabs>
-              <w:rPr>
-                <w:sz w:val="18"/>
-                <w:szCs w:val="18"/>
-              </w:rPr>
-            </w:pPr>
-            <w:r>
-              <w:rPr>
-                <w:sz w:val="18"/>
-                <w:szCs w:val="18"/>
-              </w:rPr>
-              <w:t xml:space="preserve">J4.2  24VAC IN</w:t>
-            </w:r>
-          </w:p>
-        </w:tc>
-      </w:tr>
-      <w:tr>
-        <w:tblPrEx>
-          <w:tblCellMar>
-            <w:top w:w="0" w:type="dxa"/>
-            <w:bottom w:w="0" w:type="dxa"/>
-          </w:tblCellMar>
-        </w:tblPrEx>
-        <w:trPr>
-          <w:trHeight w:val="144"/>
-        </w:trPr>
-        <w:tc>
-          <w:tcPr>
-            <w:tcW w:w="2158" w:type="dxa"/>
-            <w:gridSpan w:val="2"/>
-          </w:tcPr>
-          <w:p>
-            <w:pPr>
-              <w:tabs>
-                <w:tab w:val="right" w:pos="1980"/>
-              </w:tabs>
-              <w:rPr>
-                <w:sz w:val="18"/>
-                <w:szCs w:val="18"/>
-              </w:rPr>
-            </w:pPr>
-            <w:r>
-              <w:rPr>
-                <w:sz w:val="18"/>
-                <w:szCs w:val="18"/>
-              </w:rPr>
-              <w:t xml:space="preserve">J4.3  DHWX</w:t>
+              <w:t xml:space="preserve">J4.1  HPCOOL</w:t>
             </w:r>
             <w:r>
               <w:rPr>
@@ -681,6 +611,55 @@
                 <w:sz w:val="18"/>
                 <w:szCs w:val="18"/>
               </w:rPr>
+              <w:t xml:space="preserve">(13,33)</w:t>
+            </w:r>
+          </w:p>
+        </w:tc>
+      </w:tr>
+      <w:tr>
+        <w:tblPrEx>
+          <w:tblCellMar>
+            <w:top w:w="0" w:type="dxa"/>
+            <w:bottom w:w="0" w:type="dxa"/>
+          </w:tblCellMar>
+        </w:tblPrEx>
+        <w:trPr>
+          <w:trHeight w:val="144"/>
+        </w:trPr>
+        <w:tc>
+          <w:tcPr>
+            <w:tcW w:w="2158" w:type="dxa"/>
+            <w:gridSpan w:val="2"/>
+          </w:tcPr>
+          <w:p>
+            <w:pPr>
+              <w:tabs>
+                <w:tab w:val="right" w:pos="1980"/>
+              </w:tabs>
+              <w:rPr>
+                <w:sz w:val="18"/>
+                <w:szCs w:val="18"/>
+              </w:rPr>
+            </w:pPr>
+            <w:r>
+              <w:rPr>
+                <w:sz w:val="18"/>
+                <w:szCs w:val="18"/>
+              </w:rPr>
+              <w:t xml:space="preserve">J4.2  DHWX</w:t>
+            </w:r>
+            <w:r>
+              <w:rPr>
+                <w:sz w:val="18"/>
+                <w:szCs w:val="18"/>
+              </w:rPr>
+              <w:tab/>
+            </w:r>
+            <w:r>
+              <w:rPr>
+                <w:sz w:val="18"/>
+                <w:szCs w:val="18"/>
+              </w:rPr>
               <w:t xml:space="preserve">(19,35)</w:t>
             </w:r>
           </w:p>
@@ -716,6 +695,55 @@
                 <w:sz w:val="18"/>
                 <w:szCs w:val="18"/>
               </w:rPr>
+              <w:t xml:space="preserve">J4.3  SP-E  spare</w:t>
+            </w:r>
+            <w:r>
+              <w:rPr>
+                <w:sz w:val="18"/>
+                <w:szCs w:val="18"/>
+              </w:rPr>
+              <w:tab/>
+            </w:r>
+            <w:r>
+              <w:rPr>
+                <w:sz w:val="18"/>
+                <w:szCs w:val="18"/>
+              </w:rPr>
+              <w:t xml:space="preserve">(16,36)</w:t>
+            </w:r>
+          </w:p>
+        </w:tc>
+      </w:tr>
+      <w:tr>
+        <w:tblPrEx>
+          <w:tblCellMar>
+            <w:top w:w="0" w:type="dxa"/>
+            <w:bottom w:w="0" w:type="dxa"/>
+          </w:tblCellMar>
+        </w:tblPrEx>
+        <w:trPr>
+          <w:trHeight w:val="144"/>
+        </w:trPr>
+        <w:tc>
+          <w:tcPr>
+            <w:tcW w:w="2158" w:type="dxa"/>
+            <w:gridSpan w:val="2"/>
+          </w:tcPr>
+          <w:p>
+            <w:pPr>
+              <w:tabs>
+                <w:tab w:val="right" w:pos="1980"/>
+              </w:tabs>
+              <w:rPr>
+                <w:sz w:val="18"/>
+                <w:szCs w:val="18"/>
+              </w:rPr>
+            </w:pPr>
+            <w:r>
+              <w:rPr>
+                <w:sz w:val="18"/>
+                <w:szCs w:val="18"/>
+              </w:rPr>
               <w:t xml:space="preserve">J4.4  COM</w:t>
             </w:r>
           </w:p>
@@ -751,139 +779,6 @@
                 <w:sz w:val="18"/>
                 <w:szCs w:val="18"/>
               </w:rPr>
-              <w:t xml:space="preserve">J8.1  HPCOOL</w:t>
-            </w:r>
-            <w:r>
-              <w:rPr>
-                <w:sz w:val="18"/>
-                <w:szCs w:val="18"/>
-              </w:rPr>
-              <w:tab/>
-            </w:r>
-            <w:r>
-              <w:rPr>
-                <w:sz w:val="18"/>
-                <w:szCs w:val="18"/>
-              </w:rPr>
-              <w:t xml:space="preserve">(13,33)</w:t>
-            </w:r>
-          </w:p>
-        </w:tc>
-      </w:tr>
-      <w:tr>
-        <w:tblPrEx>
-          <w:tblCellMar>
-            <w:top w:w="0" w:type="dxa"/>
-            <w:bottom w:w="0" w:type="dxa"/>
-          </w:tblCellMar>
-        </w:tblPrEx>
-        <w:trPr>
-          <w:trHeight w:val="144"/>
-        </w:trPr>
-        <w:tc>
-          <w:tcPr>
-            <w:tcW w:w="2158" w:type="dxa"/>
-            <w:gridSpan w:val="2"/>
-          </w:tcPr>
-          <w:p>
-            <w:pPr>
-              <w:tabs>
-                <w:tab w:val="right" w:pos="1980"/>
-              </w:tabs>
-              <w:rPr>
-                <w:sz w:val="18"/>
-                <w:szCs w:val="18"/>
-              </w:rPr>
-            </w:pPr>
-            <w:r>
-              <w:rPr>
-                <w:sz w:val="18"/>
-                <w:szCs w:val="18"/>
-              </w:rPr>
-              <w:t xml:space="preserve">J8.2  SP-E  spare</w:t>
-            </w:r>
-            <w:r>
-              <w:rPr>
-                <w:sz w:val="18"/>
-                <w:szCs w:val="18"/>
-              </w:rPr>
-              <w:tab/>
-            </w:r>
-            <w:r>
-              <w:rPr>
-                <w:sz w:val="18"/>
-                <w:szCs w:val="18"/>
-              </w:rPr>
-              <w:t xml:space="preserve">(16,36)</w:t>
-            </w:r>
-          </w:p>
-        </w:tc>
-      </w:tr>
-      <w:tr>
-        <w:tblPrEx>
-          <w:tblCellMar>
-            <w:top w:w="0" w:type="dxa"/>
-            <w:bottom w:w="0" w:type="dxa"/>
-          </w:tblCellMar>
-        </w:tblPrEx>
-        <w:trPr>
-          <w:trHeight w:val="144"/>
-        </w:trPr>
-        <w:tc>
-          <w:tcPr>
-            <w:tcW w:w="2158" w:type="dxa"/>
-            <w:gridSpan w:val="2"/>
-          </w:tcPr>
-          <w:p>
-            <w:pPr>
-              <w:tabs>
-                <w:tab w:val="right" w:pos="1980"/>
-              </w:tabs>
-              <w:rPr>
-                <w:sz w:val="18"/>
-                <w:szCs w:val="18"/>
-              </w:rPr>
-            </w:pPr>
-            <w:r>
-              <w:rPr>
-                <w:sz w:val="18"/>
-                <w:szCs w:val="18"/>
-              </w:rPr>
-              <w:t xml:space="preserve">J8.3  COM</w:t>
-            </w:r>
-          </w:p>
-        </w:tc>
-      </w:tr>
-      <w:tr>
-        <w:tblPrEx>
-          <w:tblCellMar>
-            <w:top w:w="0" w:type="dxa"/>
-            <w:bottom w:w="0" w:type="dxa"/>
-          </w:tblCellMar>
-        </w:tblPrEx>
-        <w:trPr>
-          <w:trHeight w:val="144"/>
-        </w:trPr>
-        <w:tc>
-          <w:tcPr>
-            <w:tcW w:w="2158" w:type="dxa"/>
-            <w:gridSpan w:val="2"/>
-          </w:tcPr>
-          <w:p>
-            <w:pPr>
-              <w:tabs>
-                <w:tab w:val="right" w:pos="1980"/>
-              </w:tabs>
-              <w:rPr>
-                <w:sz w:val="18"/>
-                <w:szCs w:val="18"/>
-              </w:rPr>
-            </w:pPr>
-            <w:r>
-              <w:rPr>
-                <w:sz w:val="18"/>
-                <w:szCs w:val="18"/>
-              </w:rPr>
               <w:t xml:space="preserve"> </w:t>
             </w:r>
           </w:p>
@@ -919,77 +814,147 @@
                 <w:sz w:val="18"/>
                 <w:szCs w:val="18"/>
               </w:rPr>
-              <w:t xml:space="preserve">H1  GND·DATA·VCC  trunk</w:t>
-            </w:r>
-          </w:p>
-        </w:tc>
-      </w:tr>
-      <w:tr>
-        <w:tblPrEx>
-          <w:tblCellMar>
-            <w:top w:w="0" w:type="dxa"/>
-            <w:bottom w:w="0" w:type="dxa"/>
-          </w:tblCellMar>
-        </w:tblPrEx>
-        <w:trPr>
-          <w:trHeight w:val="144"/>
-        </w:trPr>
-        <w:tc>
-          <w:tcPr>
-            <w:tcW w:w="2158" w:type="dxa"/>
-            <w:gridSpan w:val="2"/>
-          </w:tcPr>
-          <w:p>
-            <w:pPr>
-              <w:tabs>
-                <w:tab w:val="right" w:pos="1980"/>
-              </w:tabs>
-              <w:rPr>
-                <w:sz w:val="18"/>
-                <w:szCs w:val="18"/>
-              </w:rPr>
-            </w:pPr>
-            <w:r>
-              <w:rPr>
-                <w:sz w:val="18"/>
-                <w:szCs w:val="18"/>
-              </w:rPr>
-              <w:t xml:space="preserve">H2  GND·DATA·VCC  spare</w:t>
-            </w:r>
-          </w:p>
-        </w:tc>
-      </w:tr>
-      <w:tr>
-        <w:tblPrEx>
-          <w:tblCellMar>
-            <w:top w:w="0" w:type="dxa"/>
-            <w:bottom w:w="0" w:type="dxa"/>
-          </w:tblCellMar>
-        </w:tblPrEx>
-        <w:trPr>
-          <w:trHeight w:val="144"/>
-        </w:trPr>
-        <w:tc>
-          <w:tcPr>
-            <w:tcW w:w="2158" w:type="dxa"/>
-            <w:gridSpan w:val="2"/>
-          </w:tcPr>
-          <w:p>
-            <w:pPr>
-              <w:tabs>
-                <w:tab w:val="right" w:pos="1980"/>
-              </w:tabs>
-              <w:rPr>
-                <w:sz w:val="18"/>
-                <w:szCs w:val="18"/>
-              </w:rPr>
-            </w:pPr>
-            <w:r>
-              <w:rPr>
-                <w:sz w:val="18"/>
-                <w:szCs w:val="18"/>
-              </w:rPr>
-              <w:t xml:space="preserve">H3  GND·DATA·VCC  spare</w:t>
+              <w:t xml:space="preserve">EXT J3  24VAC  R·C  bk</w:t>
+            </w:r>
+          </w:p>
+        </w:tc>
+      </w:tr>
+      <w:tr>
+        <w:tblPrEx>
+          <w:tblCellMar>
+            <w:top w:w="0" w:type="dxa"/>
+            <w:bottom w:w="0" w:type="dxa"/>
+          </w:tblCellMar>
+        </w:tblPrEx>
+        <w:trPr>
+          <w:trHeight w:val="144"/>
+        </w:trPr>
+        <w:tc>
+          <w:tcPr>
+            <w:tcW w:w="2158" w:type="dxa"/>
+            <w:gridSpan w:val="2"/>
+          </w:tcPr>
+          <w:p>
+            <w:pPr>
+              <w:tabs>
+                <w:tab w:val="right" w:pos="1980"/>
+              </w:tabs>
+              <w:rPr>
+                <w:sz w:val="18"/>
+                <w:szCs w:val="18"/>
+              </w:rPr>
+            </w:pPr>
+            <w:r>
+              <w:rPr>
+                <w:sz w:val="18"/>
+                <w:szCs w:val="18"/>
+              </w:rPr>
+              <w:t xml:space="preserve">EXT J4  5V Pi  +5·G  wh</w:t>
+            </w:r>
+          </w:p>
+        </w:tc>
+      </w:tr>
+      <w:tr>
+        <w:tblPrEx>
+          <w:tblCellMar>
+            <w:top w:w="0" w:type="dxa"/>
+            <w:bottom w:w="0" w:type="dxa"/>
+          </w:tblCellMar>
+        </w:tblPrEx>
+        <w:trPr>
+          <w:trHeight w:val="144"/>
+        </w:trPr>
+        <w:tc>
+          <w:tcPr>
+            <w:tcW w:w="2158" w:type="dxa"/>
+            <w:gridSpan w:val="2"/>
+          </w:tcPr>
+          <w:p>
+            <w:pPr>
+              <w:tabs>
+                <w:tab w:val="right" w:pos="1980"/>
+              </w:tabs>
+              <w:rPr>
+                <w:sz w:val="18"/>
+                <w:szCs w:val="18"/>
+              </w:rPr>
+            </w:pPr>
+            <w:r>
+              <w:rPr>
+                <w:sz w:val="18"/>
+                <w:szCs w:val="18"/>
+              </w:rPr>
+              <w:t xml:space="preserve"> </w:t>
+            </w:r>
+          </w:p>
+        </w:tc>
+      </w:tr>
+      <w:tr>
+        <w:tblPrEx>
+          <w:tblCellMar>
+            <w:top w:w="0" w:type="dxa"/>
+            <w:bottom w:w="0" w:type="dxa"/>
+          </w:tblCellMar>
+        </w:tblPrEx>
+        <w:trPr>
+          <w:trHeight w:val="144"/>
+        </w:trPr>
+        <w:tc>
+          <w:tcPr>
+            <w:tcW w:w="2158" w:type="dxa"/>
+            <w:gridSpan w:val="2"/>
+          </w:tcPr>
+          <w:p>
+            <w:pPr>
+              <w:tabs>
+                <w:tab w:val="right" w:pos="1980"/>
+              </w:tabs>
+              <w:rPr>
+                <w:sz w:val="18"/>
+                <w:szCs w:val="18"/>
+              </w:rPr>
+            </w:pPr>
+            <w:r>
+              <w:rPr>
+                <w:sz w:val="18"/>
+                <w:szCs w:val="18"/>
+              </w:rPr>
+              <w:t xml:space="preserve">H1  V·D·G  trunk</w:t>
+            </w:r>
+          </w:p>
+        </w:tc>
+      </w:tr>
+      <w:tr>
+        <w:tblPrEx>
+          <w:tblCellMar>
+            <w:top w:w="0" w:type="dxa"/>
+            <w:bottom w:w="0" w:type="dxa"/>
+          </w:tblCellMar>
+        </w:tblPrEx>
+        <w:trPr>
+          <w:trHeight w:val="144"/>
+        </w:trPr>
+        <w:tc>
+          <w:tcPr>
+            <w:tcW w:w="2158" w:type="dxa"/>
+            <w:gridSpan w:val="2"/>
+          </w:tcPr>
+          <w:p>
+            <w:pPr>
+              <w:tabs>
+                <w:tab w:val="right" w:pos="1980"/>
+              </w:tabs>
+              <w:rPr>
+                <w:sz w:val="18"/>
+                <w:szCs w:val="18"/>
+              </w:rPr>
+            </w:pPr>
+            <w:r>
+              <w:rPr>
+                <w:sz w:val="18"/>
+                <w:szCs w:val="18"/>
+              </w:rPr>
+              <w:t xml:space="preserve">H2  V·D·G  spare</w:t>
             </w:r>
           </w:p>
         </w:tc>
